--- a/3.docx
+++ b/3.docx
@@ -934,6 +934,7 @@
           <w:rFonts w:ascii="Times New Roman" w:hAnsi="Times New Roman" w:cs="Times New Roman"/>
           <w:sz w:val="28"/>
           <w:szCs w:val="28"/>
+          <w:lang w:val="en-US"/>
         </w:rPr>
       </w:pPr>
       <w:r>
@@ -1020,6 +1021,61 @@
     </w:p>
     <w:p>
       <w:pPr>
+        <w:ind w:left="360"/>
+        <w:jc w:val="center"/>
+        <w:rPr>
+          <w:rFonts w:ascii="Times New Roman" w:hAnsi="Times New Roman" w:cs="Times New Roman"/>
+          <w:sz w:val="28"/>
+          <w:szCs w:val="28"/>
+          <w:lang w:val="en-US"/>
+        </w:rPr>
+      </w:pPr>
+      <w:r>
+        <w:rPr>
+          <w:rFonts w:ascii="Times New Roman" w:hAnsi="Times New Roman" w:cs="Times New Roman"/>
+          <w:sz w:val="28"/>
+          <w:szCs w:val="28"/>
+          <w:lang w:val="en-US"/>
+        </w:rPr>
+        <w:drawing>
+          <wp:inline distT="0" distB="0" distL="0" distR="0" wp14:anchorId="0509FBFF" wp14:editId="6B151D02">
+            <wp:extent cx="5692633" cy="1463167"/>
+            <wp:effectExtent l="0" t="0" r="3810" b="3810"/>
+            <wp:docPr id="1487056294" name="Рисунок 1"/>
+            <wp:cNvGraphicFramePr>
+              <a:graphicFrameLocks xmlns:a="http://schemas.openxmlformats.org/drawingml/2006/main" noChangeAspect="1"/>
+            </wp:cNvGraphicFramePr>
+            <a:graphic xmlns:a="http://schemas.openxmlformats.org/drawingml/2006/main">
+              <a:graphicData uri="http://schemas.openxmlformats.org/drawingml/2006/picture">
+                <pic:pic xmlns:pic="http://schemas.openxmlformats.org/drawingml/2006/picture">
+                  <pic:nvPicPr>
+                    <pic:cNvPr id="1487056294" name=""/>
+                    <pic:cNvPicPr/>
+                  </pic:nvPicPr>
+                  <pic:blipFill>
+                    <a:blip r:embed="rId11"/>
+                    <a:stretch>
+                      <a:fillRect/>
+                    </a:stretch>
+                  </pic:blipFill>
+                  <pic:spPr>
+                    <a:xfrm>
+                      <a:off x="0" y="0"/>
+                      <a:ext cx="5692633" cy="1463167"/>
+                    </a:xfrm>
+                    <a:prstGeom prst="rect">
+                      <a:avLst/>
+                    </a:prstGeom>
+                  </pic:spPr>
+                </pic:pic>
+              </a:graphicData>
+            </a:graphic>
+          </wp:inline>
+        </w:drawing>
+      </w:r>
+    </w:p>
+    <w:p>
+      <w:pPr>
         <w:rPr>
           <w:rFonts w:ascii="Times New Roman" w:hAnsi="Times New Roman" w:cs="Times New Roman"/>
           <w:sz w:val="28"/>
@@ -1132,6 +1188,7 @@
           <w:rFonts w:ascii="Times New Roman" w:hAnsi="Times New Roman" w:cs="Times New Roman"/>
           <w:sz w:val="28"/>
           <w:szCs w:val="28"/>
+          <w:lang w:val="en-US"/>
         </w:rPr>
       </w:pPr>
       <w:r>
@@ -1145,18 +1202,73 @@
     </w:p>
     <w:p>
       <w:pPr>
-        <w:rPr>
-          <w:rFonts w:ascii="Times New Roman" w:hAnsi="Times New Roman" w:cs="Times New Roman"/>
-          <w:sz w:val="28"/>
-          <w:szCs w:val="28"/>
-        </w:rPr>
-      </w:pPr>
-      <w:r>
-        <w:rPr>
-          <w:rFonts w:ascii="Times New Roman" w:hAnsi="Times New Roman" w:cs="Times New Roman"/>
-          <w:sz w:val="28"/>
-          <w:szCs w:val="28"/>
-        </w:rPr>
+        <w:jc w:val="center"/>
+        <w:rPr>
+          <w:rFonts w:ascii="Times New Roman" w:hAnsi="Times New Roman" w:cs="Times New Roman"/>
+          <w:sz w:val="28"/>
+          <w:szCs w:val="28"/>
+          <w:lang w:val="en-US"/>
+        </w:rPr>
+      </w:pPr>
+      <w:r>
+        <w:rPr>
+          <w:rFonts w:ascii="Times New Roman" w:hAnsi="Times New Roman" w:cs="Times New Roman"/>
+          <w:sz w:val="28"/>
+          <w:szCs w:val="28"/>
+          <w:lang w:val="en-US"/>
+        </w:rPr>
+        <w:drawing>
+          <wp:inline distT="0" distB="0" distL="0" distR="0" wp14:anchorId="58DF58CD" wp14:editId="0B5E909C">
+            <wp:extent cx="5692633" cy="3444538"/>
+            <wp:effectExtent l="0" t="0" r="3810" b="3810"/>
+            <wp:docPr id="2049579579" name="Рисунок 1"/>
+            <wp:cNvGraphicFramePr>
+              <a:graphicFrameLocks xmlns:a="http://schemas.openxmlformats.org/drawingml/2006/main" noChangeAspect="1"/>
+            </wp:cNvGraphicFramePr>
+            <a:graphic xmlns:a="http://schemas.openxmlformats.org/drawingml/2006/main">
+              <a:graphicData uri="http://schemas.openxmlformats.org/drawingml/2006/picture">
+                <pic:pic xmlns:pic="http://schemas.openxmlformats.org/drawingml/2006/picture">
+                  <pic:nvPicPr>
+                    <pic:cNvPr id="2049579579" name=""/>
+                    <pic:cNvPicPr/>
+                  </pic:nvPicPr>
+                  <pic:blipFill>
+                    <a:blip r:embed="rId12"/>
+                    <a:stretch>
+                      <a:fillRect/>
+                    </a:stretch>
+                  </pic:blipFill>
+                  <pic:spPr>
+                    <a:xfrm>
+                      <a:off x="0" y="0"/>
+                      <a:ext cx="5692633" cy="3444538"/>
+                    </a:xfrm>
+                    <a:prstGeom prst="rect">
+                      <a:avLst/>
+                    </a:prstGeom>
+                  </pic:spPr>
+                </pic:pic>
+              </a:graphicData>
+            </a:graphic>
+          </wp:inline>
+        </w:drawing>
+      </w:r>
+    </w:p>
+    <w:p>
+      <w:pPr>
+        <w:rPr>
+          <w:rFonts w:ascii="Times New Roman" w:hAnsi="Times New Roman" w:cs="Times New Roman"/>
+          <w:sz w:val="28"/>
+          <w:szCs w:val="28"/>
+        </w:rPr>
+      </w:pPr>
+      <w:r>
+        <w:rPr>
+          <w:rFonts w:ascii="Times New Roman" w:hAnsi="Times New Roman" w:cs="Times New Roman"/>
+          <w:sz w:val="28"/>
+          <w:szCs w:val="28"/>
+        </w:rPr>
+        <w:lastRenderedPageBreak/>
         <w:t xml:space="preserve">- после того как </w:t>
       </w:r>
       <w:r>
